--- a/assets/downloads/simulation-7/simulation-schedule.docx
+++ b/assets/downloads/simulation-7/simulation-schedule.docx
@@ -1221,7 +1221,7 @@
       </w:tr>
     </w:tbl>
     <w:sectPr>
-      <w:footerReference w:type="default" r:id="rId13"/>
+      <w:footerReference w:type="default" r:id="rId18"/>
       <w:pgSz w:w="12240" w:h="15840"/>
       <w:pgMar w:top="1440" w:right="1440" w:bottom="1440" w:left="1440" w:header="706" w:footer="706" w:gutter="0"/>
       <w:cols w:space="720"/>
@@ -1229,6 +1229,48 @@
     </w:sectPr>
   </w:body>
 </w:document>
+</file>
+
+<file path=word/comments.xml><?xml version="1.0" encoding="utf-8"?>
+<w:comments xmlns:wpc="http://schemas.microsoft.com/office/word/2010/wordprocessingCanvas" xmlns:cx="http://schemas.microsoft.com/office/drawing/2014/chartex" xmlns:cx1="http://schemas.microsoft.com/office/drawing/2015/9/8/chartex" xmlns:cx2="http://schemas.microsoft.com/office/drawing/2015/10/21/chartex" xmlns:cx3="http://schemas.microsoft.com/office/drawing/2016/5/9/chartex" xmlns:cx4="http://schemas.microsoft.com/office/drawing/2016/5/10/chartex" xmlns:cx5="http://schemas.microsoft.com/office/drawing/2016/5/11/chartex" xmlns:cx6="http://schemas.microsoft.com/office/drawing/2016/5/12/chartex" xmlns:cx7="http://schemas.microsoft.com/office/drawing/2016/5/13/chartex" xmlns:cx8="http://schemas.microsoft.com/office/drawing/2016/5/14/chartex" xmlns:mc="http://schemas.openxmlformats.org/markup-compatibility/2006" xmlns:aink="http://schemas.microsoft.com/office/drawing/2016/ink" xmlns:am3d="http://schemas.microsoft.com/office/drawing/2017/model3d" xmlns:o="urn:schemas-microsoft-com:office:office" xmlns:oel="http://schemas.microsoft.com/office/2019/extlst" xmlns:r="http://schemas.openxmlformats.org/officeDocument/2006/relationships" xmlns:m="http://schemas.openxmlformats.org/officeDocument/2006/math" xmlns:v="urn:schemas-microsoft-com:vml" xmlns:wp14="http://schemas.microsoft.com/office/word/2010/wordprocessingDrawing" xmlns:wp="http://schemas.openxmlformats.org/drawingml/2006/wordprocessingDrawing" xmlns:w10="urn:schemas-microsoft-com:office:word" xmlns:w="http://schemas.openxmlformats.org/wordprocessingml/2006/main" xmlns:w14="http://schemas.microsoft.com/office/word/2010/wordml" xmlns:w15="http://schemas.microsoft.com/office/word/2012/wordml" xmlns:w16cei="http://schemas.microsoft.com/office/word/2026/wordml/cei" xmlns:w16cex="http://schemas.microsoft.com/office/word/2018/wordml/cex" xmlns:w16cid="http://schemas.microsoft.com/office/word/2016/wordml/cid" xmlns:w16="http://schemas.microsoft.com/office/word/2018/wordml" xmlns:w16du="http://schemas.microsoft.com/office/word/2023/wordml/word16du" xmlns:w16sdtdh="http://schemas.microsoft.com/office/word/2020/wordml/sdtdatahash" xmlns:w16sdtfl="http://schemas.microsoft.com/office/word/2024/wordml/sdtformatlock" xmlns:w16se="http://schemas.microsoft.com/office/word/2015/wordml/symex" xmlns:wpg="http://schemas.microsoft.com/office/word/2010/wordprocessingGroup" xmlns:wpi="http://schemas.microsoft.com/office/word/2010/wordprocessingInk" xmlns:wne="http://schemas.microsoft.com/office/word/2006/wordml" xmlns:wps="http://schemas.microsoft.com/office/word/2010/wordprocessingShape" mc:Ignorable="w14 w15 w16se w16cid w16 w16cex w16sdtdh w16sdtfl w16du wp14">
+  <w:comment w:id="7" w:author="Anna Seaman" w:date="2026-08-14T11:28:00Z" w:initials="AS">
+    <w:p>
+      <w:pPr>
+        <w:pStyle w:val="CommentText"/>
+      </w:pPr>
+      <w:r>
+        <w:rPr>
+          <w:rStyle w:val="CommentReference"/>
+        </w:rPr>
+        <w:annotationRef/>
+      </w:r>
+      <w:r>
+        <w:rPr>
+          <w:rFonts w:ascii="Aptos" w:hAnsi="Aptos" w:eastAsia="Aptos" w:cs="Aptos"/>
+        </w:rPr>
+        <w:t>Claire: I recaptured this figure there is a credit line and no other downloadable component (like text), so the credit line needs to be on the figure itself.</w:t>
+      </w:r>
+    </w:p>
+  </w:comment>
+</w:comments>
+</file>
+
+<file path=word/commentsExtended.xml><?xml version="1.0" encoding="utf-8"?>
+<w15:commentsEx xmlns:wpc="http://schemas.microsoft.com/office/word/2010/wordprocessingCanvas" xmlns:cx="http://schemas.microsoft.com/office/drawing/2014/chartex" xmlns:cx1="http://schemas.microsoft.com/office/drawing/2015/9/8/chartex" xmlns:cx2="http://schemas.microsoft.com/office/drawing/2015/10/21/chartex" xmlns:cx3="http://schemas.microsoft.com/office/drawing/2016/5/9/chartex" xmlns:cx4="http://schemas.microsoft.com/office/drawing/2016/5/10/chartex" xmlns:cx5="http://schemas.microsoft.com/office/drawing/2016/5/11/chartex" xmlns:cx6="http://schemas.microsoft.com/office/drawing/2016/5/12/chartex" xmlns:cx7="http://schemas.microsoft.com/office/drawing/2016/5/13/chartex" xmlns:cx8="http://schemas.microsoft.com/office/drawing/2016/5/14/chartex" xmlns:mc="http://schemas.openxmlformats.org/markup-compatibility/2006" xmlns:aink="http://schemas.microsoft.com/office/drawing/2016/ink" xmlns:am3d="http://schemas.microsoft.com/office/drawing/2017/model3d" xmlns:o="urn:schemas-microsoft-com:office:office" xmlns:oel="http://schemas.microsoft.com/office/2019/extlst" xmlns:r="http://schemas.openxmlformats.org/officeDocument/2006/relationships" xmlns:m="http://schemas.openxmlformats.org/officeDocument/2006/math" xmlns:v="urn:schemas-microsoft-com:vml" xmlns:wp14="http://schemas.microsoft.com/office/word/2010/wordprocessingDrawing" xmlns:wp="http://schemas.openxmlformats.org/drawingml/2006/wordprocessingDrawing" xmlns:w10="urn:schemas-microsoft-com:office:word" xmlns:w="http://schemas.openxmlformats.org/wordprocessingml/2006/main" xmlns:w14="http://schemas.microsoft.com/office/word/2010/wordml" xmlns:w15="http://schemas.microsoft.com/office/word/2012/wordml" xmlns:w16cei="http://schemas.microsoft.com/office/word/2026/wordml/cei" xmlns:w16cex="http://schemas.microsoft.com/office/word/2018/wordml/cex" xmlns:w16cid="http://schemas.microsoft.com/office/word/2016/wordml/cid" xmlns:w16="http://schemas.microsoft.com/office/word/2018/wordml" xmlns:w16du="http://schemas.microsoft.com/office/word/2023/wordml/word16du" xmlns:w16sdtdh="http://schemas.microsoft.com/office/word/2020/wordml/sdtdatahash" xmlns:w16sdtfl="http://schemas.microsoft.com/office/word/2024/wordml/sdtformatlock" xmlns:w16se="http://schemas.microsoft.com/office/word/2015/wordml/symex" xmlns:wpg="http://schemas.microsoft.com/office/word/2010/wordprocessingGroup" xmlns:wpi="http://schemas.microsoft.com/office/word/2010/wordprocessingInk" xmlns:wne="http://schemas.microsoft.com/office/word/2006/wordml" xmlns:wps="http://schemas.microsoft.com/office/word/2010/wordprocessingShape" mc:Ignorable="w14 w15 w16se w16cid w16 w16cex w16sdtdh w16sdtfl w16du wp14">
+  <w15:commentEx w15:paraId="71530074" w15:done="0"/>
+</w15:commentsEx>
+</file>
+
+<file path=word/commentsExtensible.xml><?xml version="1.0" encoding="utf-8"?>
+<w16cex:commentsExtensible xmlns:wpc="http://schemas.microsoft.com/office/word/2010/wordprocessingCanvas" xmlns:cx="http://schemas.microsoft.com/office/drawing/2014/chartex" xmlns:cx1="http://schemas.microsoft.com/office/drawing/2015/9/8/chartex" xmlns:cx2="http://schemas.microsoft.com/office/drawing/2015/10/21/chartex" xmlns:cx3="http://schemas.microsoft.com/office/drawing/2016/5/9/chartex" xmlns:cx4="http://schemas.microsoft.com/office/drawing/2016/5/10/chartex" xmlns:cx5="http://schemas.microsoft.com/office/drawing/2016/5/11/chartex" xmlns:cx6="http://schemas.microsoft.com/office/drawing/2016/5/12/chartex" xmlns:cx7="http://schemas.microsoft.com/office/drawing/2016/5/13/chartex" xmlns:cx8="http://schemas.microsoft.com/office/drawing/2016/5/14/chartex" xmlns:cr="http://schemas.microsoft.com/office/comments/2020/reactions" xmlns:mc="http://schemas.openxmlformats.org/markup-compatibility/2006" xmlns:aink="http://schemas.microsoft.com/office/drawing/2016/ink" xmlns:am3d="http://schemas.microsoft.com/office/drawing/2017/model3d" xmlns:o="urn:schemas-microsoft-com:office:office" xmlns:oel="http://schemas.microsoft.com/office/2019/extlst" xmlns:r="http://schemas.openxmlformats.org/officeDocument/2006/relationships" xmlns:m="http://schemas.openxmlformats.org/officeDocument/2006/math" xmlns:v="urn:schemas-microsoft-com:vml" xmlns:wp14="http://schemas.microsoft.com/office/word/2010/wordprocessingDrawing" xmlns:wp="http://schemas.openxmlformats.org/drawingml/2006/wordprocessingDrawing" xmlns:w10="urn:schemas-microsoft-com:office:word" xmlns:w="http://schemas.openxmlformats.org/wordprocessingml/2006/main" xmlns:w14="http://schemas.microsoft.com/office/word/2010/wordml" xmlns:w15="http://schemas.microsoft.com/office/word/2012/wordml" xmlns:w16cei="http://schemas.microsoft.com/office/word/2026/wordml/cei" xmlns:w16cex="http://schemas.microsoft.com/office/word/2018/wordml/cex" xmlns:w16cid="http://schemas.microsoft.com/office/word/2016/wordml/cid" xmlns:w16="http://schemas.microsoft.com/office/word/2018/wordml" xmlns:w16du="http://schemas.microsoft.com/office/word/2023/wordml/word16du" xmlns:w16sdtdh="http://schemas.microsoft.com/office/word/2020/wordml/sdtdatahash" xmlns:w16sdtfl="http://schemas.microsoft.com/office/word/2024/wordml/sdtformatlock" xmlns:w16se="http://schemas.microsoft.com/office/word/2015/wordml/symex" xmlns:wpg="http://schemas.microsoft.com/office/word/2010/wordprocessingGroup" xmlns:wpi="http://schemas.microsoft.com/office/word/2010/wordprocessingInk" xmlns:wne="http://schemas.microsoft.com/office/word/2006/wordml" xmlns:wps="http://schemas.microsoft.com/office/word/2010/wordprocessingShape" mc:Ignorable="w14 w15 w16se w16cid w16 w16cex w16sdtdh w16sdtfl cr w16du wp14">
+  <w16cex:commentExtensible w16cex:durableId="03C55296" w16cex:dateUtc="2026-08-14T16:28:00Z"/>
+</w16cex:commentsExtensible>
+</file>
+
+<file path=word/commentsIds.xml><?xml version="1.0" encoding="utf-8"?>
+<w16cid:commentsIds xmlns:wpc="http://schemas.microsoft.com/office/word/2010/wordprocessingCanvas" xmlns:cx="http://schemas.microsoft.com/office/drawing/2014/chartex" xmlns:cx1="http://schemas.microsoft.com/office/drawing/2015/9/8/chartex" xmlns:cx2="http://schemas.microsoft.com/office/drawing/2015/10/21/chartex" xmlns:cx3="http://schemas.microsoft.com/office/drawing/2016/5/9/chartex" xmlns:cx4="http://schemas.microsoft.com/office/drawing/2016/5/10/chartex" xmlns:cx5="http://schemas.microsoft.com/office/drawing/2016/5/11/chartex" xmlns:cx6="http://schemas.microsoft.com/office/drawing/2016/5/12/chartex" xmlns:cx7="http://schemas.microsoft.com/office/drawing/2016/5/13/chartex" xmlns:cx8="http://schemas.microsoft.com/office/drawing/2016/5/14/chartex" xmlns:mc="http://schemas.openxmlformats.org/markup-compatibility/2006" xmlns:aink="http://schemas.microsoft.com/office/drawing/2016/ink" xmlns:am3d="http://schemas.microsoft.com/office/drawing/2017/model3d" xmlns:o="urn:schemas-microsoft-com:office:office" xmlns:oel="http://schemas.microsoft.com/office/2019/extlst" xmlns:r="http://schemas.openxmlformats.org/officeDocument/2006/relationships" xmlns:m="http://schemas.openxmlformats.org/officeDocument/2006/math" xmlns:v="urn:schemas-microsoft-com:vml" xmlns:wp14="http://schemas.microsoft.com/office/word/2010/wordprocessingDrawing" xmlns:wp="http://schemas.openxmlformats.org/drawingml/2006/wordprocessingDrawing" xmlns:w10="urn:schemas-microsoft-com:office:word" xmlns:w="http://schemas.openxmlformats.org/wordprocessingml/2006/main" xmlns:w14="http://schemas.microsoft.com/office/word/2010/wordml" xmlns:w15="http://schemas.microsoft.com/office/word/2012/wordml" xmlns:w16cei="http://schemas.microsoft.com/office/word/2026/wordml/cei" xmlns:w16cex="http://schemas.microsoft.com/office/word/2018/wordml/cex" xmlns:w16cid="http://schemas.microsoft.com/office/word/2016/wordml/cid" xmlns:w16="http://schemas.microsoft.com/office/word/2018/wordml" xmlns:w16du="http://schemas.microsoft.com/office/word/2023/wordml/word16du" xmlns:w16sdtdh="http://schemas.microsoft.com/office/word/2020/wordml/sdtdatahash" xmlns:w16sdtfl="http://schemas.microsoft.com/office/word/2024/wordml/sdtformatlock" xmlns:w16se="http://schemas.microsoft.com/office/word/2015/wordml/symex" xmlns:wpg="http://schemas.microsoft.com/office/word/2010/wordprocessingGroup" xmlns:wpi="http://schemas.microsoft.com/office/word/2010/wordprocessingInk" xmlns:wne="http://schemas.microsoft.com/office/word/2006/wordml" xmlns:wps="http://schemas.microsoft.com/office/word/2010/wordprocessingShape" mc:Ignorable="w14 w15 w16se w16cid w16 w16cex w16sdtdh w16sdtfl w16du wp14">
+  <w16cid:commentId w16cid:paraId="71530074" w16cid:durableId="03C55296"/>
+</w16cid:commentsIds>
 </file>
 
 <file path=word/endnotes.xml><?xml version="1.0" encoding="utf-8"?>
@@ -1276,7 +1318,7 @@
         <w:i/>
         <w:sz w:val="18"/>
       </w:rPr>
-      <w:t>Clinical Simulations for the Athletic Trainer HKPropel Access</w:t>
+      <w:t>Clinical Simulations for the Athletic Trainer Instructor Guide</w:t>
     </w:r>
     <w:r>
       <w:rPr>
@@ -2999,6 +3041,14 @@
     <w:abstractNumId w:val="8"/>
   </w:num>
 </w:numbering>
+</file>
+
+<file path=word/people.xml><?xml version="1.0" encoding="utf-8"?>
+<w15:people xmlns:wpc="http://schemas.microsoft.com/office/word/2010/wordprocessingCanvas" xmlns:cx="http://schemas.microsoft.com/office/drawing/2014/chartex" xmlns:cx1="http://schemas.microsoft.com/office/drawing/2015/9/8/chartex" xmlns:cx2="http://schemas.microsoft.com/office/drawing/2015/10/21/chartex" xmlns:cx3="http://schemas.microsoft.com/office/drawing/2016/5/9/chartex" xmlns:cx4="http://schemas.microsoft.com/office/drawing/2016/5/10/chartex" xmlns:cx5="http://schemas.microsoft.com/office/drawing/2016/5/11/chartex" xmlns:cx6="http://schemas.microsoft.com/office/drawing/2016/5/12/chartex" xmlns:cx7="http://schemas.microsoft.com/office/drawing/2016/5/13/chartex" xmlns:cx8="http://schemas.microsoft.com/office/drawing/2016/5/14/chartex" xmlns:mc="http://schemas.openxmlformats.org/markup-compatibility/2006" xmlns:aink="http://schemas.microsoft.com/office/drawing/2016/ink" xmlns:am3d="http://schemas.microsoft.com/office/drawing/2017/model3d" xmlns:o="urn:schemas-microsoft-com:office:office" xmlns:oel="http://schemas.microsoft.com/office/2019/extlst" xmlns:r="http://schemas.openxmlformats.org/officeDocument/2006/relationships" xmlns:m="http://schemas.openxmlformats.org/officeDocument/2006/math" xmlns:v="urn:schemas-microsoft-com:vml" xmlns:wp14="http://schemas.microsoft.com/office/word/2010/wordprocessingDrawing" xmlns:wp="http://schemas.openxmlformats.org/drawingml/2006/wordprocessingDrawing" xmlns:w10="urn:schemas-microsoft-com:office:word" xmlns:w="http://schemas.openxmlformats.org/wordprocessingml/2006/main" xmlns:w14="http://schemas.microsoft.com/office/word/2010/wordml" xmlns:w15="http://schemas.microsoft.com/office/word/2012/wordml" xmlns:w16cei="http://schemas.microsoft.com/office/word/2026/wordml/cei" xmlns:w16cex="http://schemas.microsoft.com/office/word/2018/wordml/cex" xmlns:w16cid="http://schemas.microsoft.com/office/word/2016/wordml/cid" xmlns:w16="http://schemas.microsoft.com/office/word/2018/wordml" xmlns:w16du="http://schemas.microsoft.com/office/word/2023/wordml/word16du" xmlns:w16sdtdh="http://schemas.microsoft.com/office/word/2020/wordml/sdtdatahash" xmlns:w16sdtfl="http://schemas.microsoft.com/office/word/2024/wordml/sdtformatlock" xmlns:w16se="http://schemas.microsoft.com/office/word/2015/wordml/symex" xmlns:wpg="http://schemas.microsoft.com/office/word/2010/wordprocessingGroup" xmlns:wpi="http://schemas.microsoft.com/office/word/2010/wordprocessingInk" xmlns:wne="http://schemas.microsoft.com/office/word/2006/wordml" xmlns:wps="http://schemas.microsoft.com/office/word/2010/wordprocessingShape" mc:Ignorable="w14 w15 w16se w16cid w16 w16cex w16sdtdh w16sdtfl w16du wp14">
+  <w15:person w15:author="Anna Seaman">
+    <w15:presenceInfo w15:providerId="AD" w15:userId="S::AnnaS@hkusa.com::713ab380-bdda-4997-81d0-fa539102c996"/>
+  </w15:person>
+</w15:people>
 </file>
 
 <file path=word/styles.xml><?xml version="1.0" encoding="utf-8"?>
@@ -4511,10 +4561,6 @@
 </file>
 
 <file path=customXml/item1.xml><?xml version="1.0" encoding="utf-8"?>
-<b:Sources xmlns:b="http://schemas.openxmlformats.org/officeDocument/2006/bibliography" xmlns="http://schemas.openxmlformats.org/officeDocument/2006/bibliography" SelectedStyle="\APASixthEditionOfficeOnline.xsl" StyleName="APA" Version="6"/>
-</file>
-
-<file path=customXml/item2.xml><?xml version="1.0" encoding="utf-8"?>
 <p:properties xmlns:p="http://schemas.microsoft.com/office/2006/metadata/properties" xmlns:xsi="http://www.w3.org/2001/XMLSchema-instance" xmlns:pc="http://schemas.microsoft.com/office/infopath/2007/PartnerControls">
   <documentManagement>
     <lcf76f155ced4ddcb4097134ff3c332f xmlns="59ca233b-f72d-4bec-9318-80a7585eb732">
@@ -4528,7 +4574,20 @@
 </p:properties>
 </file>
 
+<file path=customXml/item2.xml><?xml version="1.0" encoding="utf-8"?>
+<b:Sources xmlns:b="http://schemas.openxmlformats.org/officeDocument/2006/bibliography" xmlns="http://schemas.openxmlformats.org/officeDocument/2006/bibliography" SelectedStyle="\APASixthEditionOfficeOnline.xsl" StyleName="APA" Version="6"/>
+</file>
+
 <file path=customXml/item3.xml><?xml version="1.0" encoding="utf-8"?>
+<?mso-contentType ?>
+<FormTemplates xmlns="http://schemas.microsoft.com/sharepoint/v3/contenttype/forms">
+  <Display>DocumentLibraryForm</Display>
+  <Edit>DocumentLibraryForm</Edit>
+  <New>DocumentLibraryForm</New>
+</FormTemplates>
+</file>
+
+<file path=customXml/item4.xml><?xml version="1.0" encoding="utf-8"?>
 <ct:contentTypeSchema xmlns:ct="http://schemas.microsoft.com/office/2006/metadata/contentType" xmlns:ma="http://schemas.microsoft.com/office/2006/metadata/properties/metaAttributes" ct:_="" ma:_="" ma:contentTypeName="Document" ma:contentTypeID="0x010100A7FBC9A1F171064B9DBE138560CD8427" ma:contentTypeVersion="17" ma:contentTypeDescription="Create a new document." ma:contentTypeScope="" ma:versionID="33697a2cf926bcfd0320b16f336c26fe">
   <xsd:schema xmlns:xsd="http://www.w3.org/2001/XMLSchema" xmlns:xs="http://www.w3.org/2001/XMLSchema" xmlns:p="http://schemas.microsoft.com/office/2006/metadata/properties" xmlns:ns2="59ca233b-f72d-4bec-9318-80a7585eb732" xmlns:ns3="a0aebf02-ecd4-408a-a2a6-04cd48f4325f" targetNamespace="http://schemas.microsoft.com/office/2006/metadata/properties" ma:root="true" ma:fieldsID="5358c4eaa0edd19a887bce9ec4f4003a" ns2:_="" ns3:_="">
     <xsd:import namespace="59ca233b-f72d-4bec-9318-80a7585eb732"/>
@@ -4765,24 +4824,7 @@
 </ct:contentTypeSchema>
 </file>
 
-<file path=customXml/item4.xml><?xml version="1.0" encoding="utf-8"?>
-<?mso-contentType ?>
-<FormTemplates xmlns="http://schemas.microsoft.com/sharepoint/v3/contenttype/forms">
-  <Display>DocumentLibraryForm</Display>
-  <Edit>DocumentLibraryForm</Edit>
-  <New>DocumentLibraryForm</New>
-</FormTemplates>
-</file>
-
 <file path=customXml/itemProps1.xml><?xml version="1.0" encoding="utf-8"?>
-<ds:datastoreItem xmlns:ds="http://schemas.openxmlformats.org/officeDocument/2006/customXml" ds:itemID="{DFA5D10C-C119-4296-93DA-5F2031F02F86}">
-  <ds:schemaRefs>
-    <ds:schemaRef ds:uri="http://schemas.openxmlformats.org/officeDocument/2006/bibliography"/>
-  </ds:schemaRefs>
-</ds:datastoreItem>
-</file>
-
-<file path=customXml/itemProps2.xml><?xml version="1.0" encoding="utf-8"?>
 <ds:datastoreItem xmlns:ds="http://schemas.openxmlformats.org/officeDocument/2006/customXml" ds:itemID="{9BF0AC6A-0FC6-4345-8B63-8F6107911640}">
   <ds:schemaRefs>
     <ds:schemaRef ds:uri="http://schemas.microsoft.com/office/2006/metadata/properties"/>
@@ -4793,7 +4835,23 @@
 </ds:datastoreItem>
 </file>
 
+<file path=customXml/itemProps2.xml><?xml version="1.0" encoding="utf-8"?>
+<ds:datastoreItem xmlns:ds="http://schemas.openxmlformats.org/officeDocument/2006/customXml" ds:itemID="{DFA5D10C-C119-4296-93DA-5F2031F02F86}">
+  <ds:schemaRefs>
+    <ds:schemaRef ds:uri="http://schemas.openxmlformats.org/officeDocument/2006/bibliography"/>
+  </ds:schemaRefs>
+</ds:datastoreItem>
+</file>
+
 <file path=customXml/itemProps3.xml><?xml version="1.0" encoding="utf-8"?>
+<ds:datastoreItem xmlns:ds="http://schemas.openxmlformats.org/officeDocument/2006/customXml" ds:itemID="{AED96D5F-B40C-4082-A8A8-E1A6EE85E8FE}">
+  <ds:schemaRefs>
+    <ds:schemaRef ds:uri="http://schemas.microsoft.com/sharepoint/v3/contenttype/forms"/>
+  </ds:schemaRefs>
+</ds:datastoreItem>
+</file>
+
+<file path=customXml/itemProps4.xml><?xml version="1.0" encoding="utf-8"?>
 <ds:datastoreItem xmlns:ds="http://schemas.openxmlformats.org/officeDocument/2006/customXml" ds:itemID="{7883F45E-6EE7-4D40-BE88-CCDF118F5167}">
   <ds:schemaRefs>
     <ds:schemaRef ds:uri="http://schemas.microsoft.com/office/2006/metadata/contentType"/>
@@ -4810,12 +4868,4 @@
     <ds:schemaRef ds:uri="http://schemas.microsoft.com/internal/obd"/>
   </ds:schemaRefs>
 </ds:datastoreItem>
-</file>
-
-<file path=customXml/itemProps4.xml><?xml version="1.0" encoding="utf-8"?>
-<ds:datastoreItem xmlns:ds="http://schemas.openxmlformats.org/officeDocument/2006/customXml" ds:itemID="{AED96D5F-B40C-4082-A8A8-E1A6EE85E8FE}">
-  <ds:schemaRefs>
-    <ds:schemaRef ds:uri="http://schemas.microsoft.com/sharepoint/v3/contenttype/forms"/>
-  </ds:schemaRefs>
-</ds:datastoreItem>
 </file>